--- a/gestion_escolar/templates/tramites/Plantillas/Word/CAMBIOCENTRODETRABAJO.docx
+++ b/gestion_escolar/templates/tramites/Plantillas/Word/CAMBIOCENTRODETRABAJO.docx
@@ -5848,7 +5848,7 @@
               </wp:anchor>
             </w:drawing>
           </mc:Choice>
-          <mc:Fallback xmlns:w16sdtdh="http://schemas.microsoft.com/office/word/2020/wordml/sdtdatahash" xmlns:w16du="http://schemas.microsoft.com/office/word/2023/wordml/word16du" xmlns:w16="http://schemas.microsoft.com/office/word/2018/wordml" xmlns:w16cid="http://schemas.microsoft.com/office/word/2016/wordml/cid" xmlns:w16cex="http://schemas.microsoft.com/office/word/2018/wordml/cex" xmlns:oel="http://schemas.microsoft.com/office/2019/extlst" xmlns:am3d="http://schemas.microsoft.com/office/drawing/2017/model3d" xmlns:aink="http://schemas.microsoft.com/office/drawing/2016/ink" xmlns:cx8="http://schemas.microsoft.com/office/drawing/2016/5/14/chartex" xmlns:cx7="http://schemas.microsoft.com/office/drawing/2016/5/13/chartex" xmlns:cx6="http://schemas.microsoft.com/office/drawing/2016/5/12/chartex" xmlns:cx5="http://schemas.microsoft.com/office/drawing/2016/5/11/chartex" xmlns:cx4="http://schemas.microsoft.com/office/drawing/2016/5/10/chartex" xmlns:cx3="http://schemas.microsoft.com/office/drawing/2016/5/9/chartex" xmlns:cx2="http://schemas.microsoft.com/office/drawing/2015/10/21/chartex" xmlns:cx1="http://schemas.microsoft.com/office/drawing/2015/9/8/chartex">
+          <mc:Fallback xmlns:cx1="http://schemas.microsoft.com/office/drawing/2015/9/8/chartex" xmlns:cx2="http://schemas.microsoft.com/office/drawing/2015/10/21/chartex" xmlns:cx3="http://schemas.microsoft.com/office/drawing/2016/5/9/chartex" xmlns:cx4="http://schemas.microsoft.com/office/drawing/2016/5/10/chartex" xmlns:cx5="http://schemas.microsoft.com/office/drawing/2016/5/11/chartex" xmlns:cx6="http://schemas.microsoft.com/office/drawing/2016/5/12/chartex" xmlns:cx7="http://schemas.microsoft.com/office/drawing/2016/5/13/chartex" xmlns:cx8="http://schemas.microsoft.com/office/drawing/2016/5/14/chartex" xmlns:aink="http://schemas.microsoft.com/office/drawing/2016/ink" xmlns:am3d="http://schemas.microsoft.com/office/drawing/2017/model3d" xmlns:oel="http://schemas.microsoft.com/office/2019/extlst" xmlns:w16cex="http://schemas.microsoft.com/office/word/2018/wordml/cex" xmlns:w16cid="http://schemas.microsoft.com/office/word/2016/wordml/cid" xmlns:w16="http://schemas.microsoft.com/office/word/2018/wordml" xmlns:w16du="http://schemas.microsoft.com/office/word/2023/wordml/word16du" xmlns:w16sdtdh="http://schemas.microsoft.com/office/word/2020/wordml/sdtdatahash">
             <w:pict>
               <v:line w14:anchorId="735A7923" id="Conector recto 66" o:spid="_x0000_s1026" style="position:absolute;flip:y;z-index:251675648;visibility:visible;mso-wrap-style:square;mso-width-percent:0;mso-height-percent:0;mso-wrap-distance-left:9pt;mso-wrap-distance-top:0;mso-wrap-distance-right:9pt;mso-wrap-distance-bottom:0;mso-position-horizontal:absolute;mso-position-horizontal-relative:text;mso-position-vertical:absolute;mso-position-vertical-relative:text;mso-width-percent:0;mso-height-percent:0;mso-width-relative:margin;mso-height-relative:margin" from="-2.65pt,32.25pt" to="260.6pt,32.25pt" o:gfxdata="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" strokecolor="black [3200]" strokeweight=".5pt">
                 <v:stroke joinstyle="miter"/>
@@ -5973,7 +5973,7 @@
               </wp:anchor>
             </w:drawing>
           </mc:Choice>
-          <mc:Fallback xmlns:w16sdtdh="http://schemas.microsoft.com/office/word/2020/wordml/sdtdatahash" xmlns:w16du="http://schemas.microsoft.com/office/word/2023/wordml/word16du" xmlns:w16="http://schemas.microsoft.com/office/word/2018/wordml" xmlns:w16cid="http://schemas.microsoft.com/office/word/2016/wordml/cid" xmlns:w16cex="http://schemas.microsoft.com/office/word/2018/wordml/cex" xmlns:oel="http://schemas.microsoft.com/office/2019/extlst" xmlns:am3d="http://schemas.microsoft.com/office/drawing/2017/model3d" xmlns:aink="http://schemas.microsoft.com/office/drawing/2016/ink" xmlns:cx8="http://schemas.microsoft.com/office/drawing/2016/5/14/chartex" xmlns:cx7="http://schemas.microsoft.com/office/drawing/2016/5/13/chartex" xmlns:cx6="http://schemas.microsoft.com/office/drawing/2016/5/12/chartex" xmlns:cx5="http://schemas.microsoft.com/office/drawing/2016/5/11/chartex" xmlns:cx4="http://schemas.microsoft.com/office/drawing/2016/5/10/chartex" xmlns:cx3="http://schemas.microsoft.com/office/drawing/2016/5/9/chartex" xmlns:cx2="http://schemas.microsoft.com/office/drawing/2015/10/21/chartex" xmlns:cx1="http://schemas.microsoft.com/office/drawing/2015/9/8/chartex">
+          <mc:Fallback xmlns:cx1="http://schemas.microsoft.com/office/drawing/2015/9/8/chartex" xmlns:cx2="http://schemas.microsoft.com/office/drawing/2015/10/21/chartex" xmlns:cx3="http://schemas.microsoft.com/office/drawing/2016/5/9/chartex" xmlns:cx4="http://schemas.microsoft.com/office/drawing/2016/5/10/chartex" xmlns:cx5="http://schemas.microsoft.com/office/drawing/2016/5/11/chartex" xmlns:cx6="http://schemas.microsoft.com/office/drawing/2016/5/12/chartex" xmlns:cx7="http://schemas.microsoft.com/office/drawing/2016/5/13/chartex" xmlns:cx8="http://schemas.microsoft.com/office/drawing/2016/5/14/chartex" xmlns:aink="http://schemas.microsoft.com/office/drawing/2016/ink" xmlns:am3d="http://schemas.microsoft.com/office/drawing/2017/model3d" xmlns:oel="http://schemas.microsoft.com/office/2019/extlst" xmlns:w16cex="http://schemas.microsoft.com/office/word/2018/wordml/cex" xmlns:w16cid="http://schemas.microsoft.com/office/word/2016/wordml/cid" xmlns:w16="http://schemas.microsoft.com/office/word/2018/wordml" xmlns:w16du="http://schemas.microsoft.com/office/word/2023/wordml/word16du" xmlns:w16sdtdh="http://schemas.microsoft.com/office/word/2020/wordml/sdtdatahash">
             <w:pict>
               <v:line w14:anchorId="50565A40" id="Conector recto 67" o:spid="_x0000_s1026" style="position:absolute;z-index:251677696;visibility:visible;mso-wrap-style:square;mso-width-percent:0;mso-height-percent:0;mso-wrap-distance-left:9pt;mso-wrap-distance-top:0;mso-wrap-distance-right:9pt;mso-wrap-distance-bottom:0;mso-position-horizontal:absolute;mso-position-horizontal-relative:text;mso-position-vertical:absolute;mso-position-vertical-relative:text;mso-width-percent:0;mso-height-percent:0;mso-width-relative:margin;mso-height-relative:margin" from="446.6pt,11.55pt" to="660.35pt,12.3pt" o:gfxdata="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" strokecolor="black [3200]" strokeweight=".5pt">
                 <v:stroke joinstyle="miter"/>
@@ -7147,7 +7147,7 @@
               </wp:anchor>
             </w:drawing>
           </mc:Choice>
-          <mc:Fallback xmlns:w16sdtdh="http://schemas.microsoft.com/office/word/2020/wordml/sdtdatahash" xmlns:w16du="http://schemas.microsoft.com/office/word/2023/wordml/word16du" xmlns:w16="http://schemas.microsoft.com/office/word/2018/wordml" xmlns:w16cid="http://schemas.microsoft.com/office/word/2016/wordml/cid" xmlns:w16cex="http://schemas.microsoft.com/office/word/2018/wordml/cex" xmlns:oel="http://schemas.microsoft.com/office/2019/extlst" xmlns:am3d="http://schemas.microsoft.com/office/drawing/2017/model3d" xmlns:aink="http://schemas.microsoft.com/office/drawing/2016/ink" xmlns:cx8="http://schemas.microsoft.com/office/drawing/2016/5/14/chartex" xmlns:cx7="http://schemas.microsoft.com/office/drawing/2016/5/13/chartex" xmlns:cx6="http://schemas.microsoft.com/office/drawing/2016/5/12/chartex" xmlns:cx5="http://schemas.microsoft.com/office/drawing/2016/5/11/chartex" xmlns:cx4="http://schemas.microsoft.com/office/drawing/2016/5/10/chartex" xmlns:cx3="http://schemas.microsoft.com/office/drawing/2016/5/9/chartex" xmlns:cx2="http://schemas.microsoft.com/office/drawing/2015/10/21/chartex" xmlns:cx1="http://schemas.microsoft.com/office/drawing/2015/9/8/chartex">
+          <mc:Fallback xmlns:cx1="http://schemas.microsoft.com/office/drawing/2015/9/8/chartex" xmlns:cx2="http://schemas.microsoft.com/office/drawing/2015/10/21/chartex" xmlns:cx3="http://schemas.microsoft.com/office/drawing/2016/5/9/chartex" xmlns:cx4="http://schemas.microsoft.com/office/drawing/2016/5/10/chartex" xmlns:cx5="http://schemas.microsoft.com/office/drawing/2016/5/11/chartex" xmlns:cx6="http://schemas.microsoft.com/office/drawing/2016/5/12/chartex" xmlns:cx7="http://schemas.microsoft.com/office/drawing/2016/5/13/chartex" xmlns:cx8="http://schemas.microsoft.com/office/drawing/2016/5/14/chartex" xmlns:aink="http://schemas.microsoft.com/office/drawing/2016/ink" xmlns:am3d="http://schemas.microsoft.com/office/drawing/2017/model3d" xmlns:oel="http://schemas.microsoft.com/office/2019/extlst" xmlns:w16cex="http://schemas.microsoft.com/office/word/2018/wordml/cex" xmlns:w16cid="http://schemas.microsoft.com/office/word/2016/wordml/cid" xmlns:w16="http://schemas.microsoft.com/office/word/2018/wordml" xmlns:w16du="http://schemas.microsoft.com/office/word/2023/wordml/word16du" xmlns:w16sdtdh="http://schemas.microsoft.com/office/word/2020/wordml/sdtdatahash">
             <w:pict>
               <v:line w14:anchorId="3DB20B95" id="Conector recto 9" o:spid="_x0000_s1026" style="position:absolute;flip:y;z-index:251678720;visibility:visible;mso-wrap-style:square;mso-wrap-distance-left:9pt;mso-wrap-distance-top:0;mso-wrap-distance-right:9pt;mso-wrap-distance-bottom:0;mso-position-horizontal:absolute;mso-position-horizontal-relative:text;mso-position-vertical:absolute;mso-position-vertical-relative:text" from="504.35pt,11.2pt" to="618.35pt,11.95pt" o:gfxdata="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" strokecolor="black [3200]" strokeweight=".5pt">
                 <v:stroke joinstyle="miter"/>
@@ -7157,13 +7157,18 @@
         </mc:AlternateContent>
       </w:r>
       <w:r>
+        <w:t xml:space="preserve"> </w:t>
+      </w:r>
+      <w:r>
         <w:rPr>
           <w:rFonts w:ascii="Tahoma" w:hAnsi="Tahoma" w:cs="Tahoma"/>
+          <w:noProof/>
           <w:sz w:val="20"/>
           <w:szCs w:val="20"/>
           <w:u w:val="single"/>
+          <w:lang w:val="es-MX" w:eastAsia="en-US"/>
         </w:rPr>
-        <w:t>DR. ANTONIO HERRERA MONTES</w:t>
+        <w:t>DRA. LUZ MARIA DEL PILAR VERGARA MONTELONGO</w:t>
       </w:r>
       <w:r>
         <w:rPr>
@@ -7172,7 +7177,7 @@
           <w:szCs w:val="20"/>
           <w:u w:val="single"/>
         </w:rPr>
-        <w:t xml:space="preserve">        </w:t>
+        <w:t xml:space="preserve">      </w:t>
       </w:r>
       <w:r>
         <w:rPr>
@@ -7188,17 +7193,15 @@
           <w:sz w:val="20"/>
           <w:szCs w:val="20"/>
         </w:rPr>
-        <w:t xml:space="preserve">      </w:t>
+        <w:t xml:space="preserve">   </w:t>
       </w:r>
-      <w:bookmarkStart w:id="0" w:name="_GoBack"/>
-      <w:bookmarkEnd w:id="0"/>
       <w:r>
         <w:rPr>
           <w:rFonts w:ascii="Tahoma" w:hAnsi="Tahoma" w:cs="Tahoma"/>
           <w:sz w:val="20"/>
           <w:szCs w:val="20"/>
         </w:rPr>
-        <w:t xml:space="preserve">        </w:t>
+        <w:t xml:space="preserve">   </w:t>
       </w:r>
       <w:r>
         <w:rPr>
@@ -7279,31 +7282,21 @@
     </w:p>
     <w:p>
       <w:pPr>
-        <w:rPr>
-          <w:rFonts w:ascii="Tahoma" w:hAnsi="Tahoma" w:cs="Tahoma"/>
-        </w:rPr>
-      </w:pPr>
-      <w:r>
-        <w:rPr>
-          <w:rFonts w:ascii="Tahoma" w:hAnsi="Tahoma" w:cs="Tahoma"/>
-          <w:sz w:val="20"/>
-          <w:szCs w:val="20"/>
-        </w:rPr>
-        <w:t xml:space="preserve">       FIRMA DE RESPONSABLE </w:t>
-      </w:r>
-      <w:r>
-        <w:rPr>
-          <w:rFonts w:ascii="Tahoma" w:hAnsi="Tahoma" w:cs="Tahoma"/>
-        </w:rPr>
-        <w:t xml:space="preserve">                 </w:t>
-      </w:r>
-    </w:p>
-    <w:p>
-      <w:pPr>
         <w:tabs>
           <w:tab w:val="left" w:pos="1455"/>
         </w:tabs>
       </w:pPr>
+      <w:r>
+        <w:rPr>
+          <w:b/>
+          <w:sz w:val="16"/>
+          <w:szCs w:val="16"/>
+          <w:u w:val="single"/>
+        </w:rPr>
+        <w:t>JEFA DEL DEPARTAMENTO DE EDUCACION ESPECIAL</w:t>
+      </w:r>
+      <w:bookmarkStart w:id="0" w:name="_GoBack"/>
+      <w:bookmarkEnd w:id="0"/>
     </w:p>
     <w:sectPr>
       <w:headerReference w:type="first" r:id="rId10"/>
@@ -8323,7 +8316,7 @@
         <v:shape id="_x0000_s2050" type="#_x0000_t75" style="position:absolute;margin-left:-10.15pt;margin-top:-19.7pt;width:89.25pt;height:63.75pt;z-index:251664384;mso-wrap-style:tight">
           <v:imagedata r:id="rId1" o:title=""/>
         </v:shape>
-        <o:OLEObject Type="Embed" ProgID="PBrush" ShapeID="_x0000_s2050" DrawAspect="Content" ObjectID="_1821851515" r:id="rId2"/>
+        <o:OLEObject Type="Embed" ProgID="PBrush" ShapeID="_x0000_s2050" DrawAspect="Content" ObjectID="_1837767162" r:id="rId2"/>
       </w:object>
     </w:r>
   </w:p>
@@ -9709,7 +9702,7 @@
 </file>
 
 <file path=customXml/itemProps1.xml><?xml version="1.0" encoding="utf-8"?>
-<ds:datastoreItem xmlns:ds="http://schemas.openxmlformats.org/officeDocument/2006/customXml" ds:itemID="{6D3316C9-254A-48CD-A829-1D77B92FF399}">
+<ds:datastoreItem xmlns:ds="http://schemas.openxmlformats.org/officeDocument/2006/customXml" ds:itemID="{3FEDD916-933A-4D4A-B177-7D2A64E9ABAC}">
   <ds:schemaRefs>
     <ds:schemaRef ds:uri="http://schemas.openxmlformats.org/officeDocument/2006/bibliography"/>
   </ds:schemaRefs>
